--- a/.meetings/26.06.30.docx
+++ b/.meetings/26.06.30.docx
@@ -42,6 +42,102 @@
           <w:rFonts w:ascii="Cambria" w:hAnsi="Cambria" w:cs="Arial"/>
         </w:rPr>
         <w:t>data_validation/checks/stop_times</w:t>
+      </w:r>
+    </w:p>
+    <w:p>
+      <w:pPr>
+        <w:pStyle w:val="ListParagraph"/>
+        <w:numPr>
+          <w:ilvl w:val="0"/>
+          <w:numId w:val="1"/>
+        </w:numPr>
+        <w:rPr>
+          <w:rFonts w:ascii="Arial" w:hAnsi="Arial" w:cs="Arial"/>
+        </w:rPr>
+      </w:pPr>
+      <w:r>
+        <w:rPr>
+          <w:rFonts w:ascii="Arial" w:hAnsi="Arial" w:cs="Arial"/>
+        </w:rPr>
+        <w:t>data_validation/analysis/edge_weight_validation.py</w:t>
+      </w:r>
+    </w:p>
+    <w:p>
+      <w:pPr>
+        <w:pStyle w:val="ListParagraph"/>
+        <w:numPr>
+          <w:ilvl w:val="1"/>
+          <w:numId w:val="1"/>
+        </w:numPr>
+        <w:rPr>
+          <w:rFonts w:ascii="Arial" w:hAnsi="Arial" w:cs="Arial"/>
+        </w:rPr>
+      </w:pPr>
+      <w:r>
+        <w:rPr>
+          <w:rFonts w:ascii="Arial" w:hAnsi="Arial" w:cs="Arial"/>
+        </w:rPr>
+        <w:t>Ho he simplificat tot i ja és més senzill d’entendre</w:t>
+      </w:r>
+    </w:p>
+    <w:p>
+      <w:pPr>
+        <w:pStyle w:val="ListParagraph"/>
+        <w:numPr>
+          <w:ilvl w:val="2"/>
+          <w:numId w:val="1"/>
+        </w:numPr>
+        <w:rPr>
+          <w:rFonts w:ascii="Arial" w:hAnsi="Arial" w:cs="Arial"/>
+        </w:rPr>
+      </w:pPr>
+      <w:r>
+        <w:rPr>
+          <w:rFonts w:ascii="Arial" w:hAnsi="Arial" w:cs="Arial"/>
+        </w:rPr>
+        <w:t>Només CV sense stdev ranking i hourly-ranged</w:t>
+      </w:r>
+    </w:p>
+    <w:p>
+      <w:pPr>
+        <w:pStyle w:val="ListParagraph"/>
+        <w:numPr>
+          <w:ilvl w:val="2"/>
+          <w:numId w:val="1"/>
+        </w:numPr>
+        <w:rPr>
+          <w:rFonts w:ascii="Arial" w:hAnsi="Arial" w:cs="Arial"/>
+        </w:rPr>
+      </w:pPr>
+      <w:r>
+        <w:rPr>
+          <w:rFonts w:ascii="Arial" w:hAnsi="Arial" w:cs="Arial"/>
+        </w:rPr>
+        <w:t>Clar veredicte</w:t>
+      </w:r>
+    </w:p>
+    <w:p>
+      <w:pPr>
+        <w:pStyle w:val="ListParagraph"/>
+        <w:numPr>
+          <w:ilvl w:val="0"/>
+          <w:numId w:val="1"/>
+        </w:numPr>
+        <w:rPr>
+          <w:rFonts w:ascii="Arial" w:hAnsi="Arial" w:cs="Arial"/>
+        </w:rPr>
+      </w:pPr>
+      <w:r>
+        <w:rPr>
+          <w:rFonts w:ascii="Arial" w:hAnsi="Arial" w:cs="Arial"/>
+        </w:rPr>
+        <w:t xml:space="preserve">Com transfers és el mateix que pathways d’andana a andana, s’ha redefinit el concepte (i actualitzat tot el necessari) i ara tenim tres pesos: PW, TF, </w:t>
+      </w:r>
+      <w:r>
+        <w:rPr>
+          <w:rFonts w:ascii="Arial" w:hAnsi="Arial" w:cs="Arial"/>
+        </w:rPr>
+        <w:t>SW</w:t>
       </w:r>
     </w:p>
     <w:sectPr>
@@ -72,7 +168,7 @@
         <w:rFonts w:ascii="Arial" w:eastAsiaTheme="minorHAnsi" w:hAnsi="Arial" w:cs="Arial" w:hint="default"/>
       </w:rPr>
     </w:lvl>
-    <w:lvl w:ilvl="1" w:tplc="08090003" w:tentative="1">
+    <w:lvl w:ilvl="1" w:tplc="08090003">
       <w:start w:val="1"/>
       <w:numFmt w:val="bullet"/>
       <w:lvlText w:val="o"/>
@@ -84,7 +180,7 @@
         <w:rFonts w:ascii="Courier New" w:hAnsi="Courier New" w:cs="Courier New" w:hint="default"/>
       </w:rPr>
     </w:lvl>
-    <w:lvl w:ilvl="2" w:tplc="08090005" w:tentative="1">
+    <w:lvl w:ilvl="2" w:tplc="08090005">
       <w:start w:val="1"/>
       <w:numFmt w:val="bullet"/>
       <w:lvlText w:val=""/>

--- a/.meetings/26.06.30.docx
+++ b/.meetings/26.06.30.docx
@@ -138,6 +138,78 @@
           <w:rFonts w:ascii="Arial" w:hAnsi="Arial" w:cs="Arial"/>
         </w:rPr>
         <w:t>SW</w:t>
+      </w:r>
+    </w:p>
+    <w:p>
+      <w:pPr>
+        <w:pStyle w:val="ListParagraph"/>
+        <w:numPr>
+          <w:ilvl w:val="0"/>
+          <w:numId w:val="1"/>
+        </w:numPr>
+        <w:rPr>
+          <w:rFonts w:ascii="Arial" w:hAnsi="Arial" w:cs="Arial"/>
+        </w:rPr>
+      </w:pPr>
+      <w:r>
+        <w:rPr>
+          <w:rFonts w:ascii="Arial" w:hAnsi="Arial" w:cs="Arial"/>
+        </w:rPr>
+        <w:t>data_validation/processing/6_weights.py</w:t>
+      </w:r>
+    </w:p>
+    <w:p>
+      <w:pPr>
+        <w:pStyle w:val="ListParagraph"/>
+        <w:numPr>
+          <w:ilvl w:val="1"/>
+          <w:numId w:val="1"/>
+        </w:numPr>
+        <w:rPr>
+          <w:rFonts w:ascii="Arial" w:hAnsi="Arial" w:cs="Arial"/>
+        </w:rPr>
+      </w:pPr>
+      <w:r>
+        <w:rPr>
+          <w:rFonts w:ascii="Arial" w:hAnsi="Arial" w:cs="Arial"/>
+        </w:rPr>
+        <w:t>Precisió bona</w:t>
+      </w:r>
+    </w:p>
+    <w:p>
+      <w:pPr>
+        <w:pStyle w:val="ListParagraph"/>
+        <w:numPr>
+          <w:ilvl w:val="1"/>
+          <w:numId w:val="1"/>
+        </w:numPr>
+        <w:rPr>
+          <w:rFonts w:ascii="Arial" w:hAnsi="Arial" w:cs="Arial"/>
+        </w:rPr>
+      </w:pPr>
+      <w:r>
+        <w:rPr>
+          <w:rFonts w:ascii="Arial" w:hAnsi="Arial" w:cs="Arial"/>
+        </w:rPr>
+        <w:t>Fitxer només de pesos de sw</w:t>
+      </w:r>
+    </w:p>
+    <w:p>
+      <w:pPr>
+        <w:pStyle w:val="ListParagraph"/>
+        <w:numPr>
+          <w:ilvl w:val="1"/>
+          <w:numId w:val="1"/>
+        </w:numPr>
+        <w:rPr>
+          <w:rFonts w:ascii="Arial" w:hAnsi="Arial" w:cs="Arial"/>
+        </w:rPr>
+      </w:pPr>
+      <w:r>
+        <w:rPr>
+          <w:rFonts w:ascii="Arial" w:hAnsi="Arial" w:cs="Arial"/>
+        </w:rPr>
+        <w:t>Barreja dels tres pesos també</w:t>
       </w:r>
     </w:p>
     <w:sectPr>

--- a/.meetings/26.06.30.docx
+++ b/.meetings/26.06.30.docx
@@ -210,6 +210,114 @@
           <w:rFonts w:ascii="Arial" w:hAnsi="Arial" w:cs="Arial"/>
         </w:rPr>
         <w:t>Barreja dels tres pesos també</w:t>
+      </w:r>
+    </w:p>
+    <w:p>
+      <w:pPr>
+        <w:pStyle w:val="ListParagraph"/>
+        <w:numPr>
+          <w:ilvl w:val="0"/>
+          <w:numId w:val="1"/>
+        </w:numPr>
+        <w:rPr>
+          <w:rFonts w:ascii="Arial" w:hAnsi="Arial" w:cs="Arial"/>
+        </w:rPr>
+      </w:pPr>
+      <w:r>
+        <w:rPr>
+          <w:rFonts w:ascii="Arial" w:hAnsi="Arial" w:cs="Arial"/>
+        </w:rPr>
+        <w:t>Creat folder now de routing_algorithms</w:t>
+      </w:r>
+    </w:p>
+    <w:p>
+      <w:pPr>
+        <w:pStyle w:val="ListParagraph"/>
+        <w:numPr>
+          <w:ilvl w:val="0"/>
+          <w:numId w:val="1"/>
+        </w:numPr>
+        <w:rPr>
+          <w:rFonts w:ascii="Arial" w:hAnsi="Arial" w:cs="Arial"/>
+        </w:rPr>
+      </w:pPr>
+      <w:r>
+        <w:rPr>
+          <w:rFonts w:ascii="Arial" w:hAnsi="Arial" w:cs="Arial"/>
+        </w:rPr>
+        <w:t>routing_algotithms/graph_draw/graph.py</w:t>
+      </w:r>
+      <w:r>
+        <w:rPr>
+          <w:rFonts w:ascii="Arial" w:hAnsi="Arial" w:cs="Arial"/>
+        </w:rPr>
+        <w:t xml:space="preserve"> </w:t>
+      </w:r>
+      <w:r>
+        <w:rPr>
+          <w:rFonts w:ascii="Arial" w:hAnsi="Arial" w:cs="Arial"/>
+        </w:rPr>
+        <w:sym w:font="Wingdings" w:char="F0DF"/>
+      </w:r>
+      <w:r>
+        <w:rPr>
+          <w:rFonts w:ascii="Arial" w:hAnsi="Arial" w:cs="Arial"/>
+        </w:rPr>
+        <w:t xml:space="preserve"> graf millorable però de moment el deixo així</w:t>
+      </w:r>
+    </w:p>
+    <w:p>
+      <w:pPr>
+        <w:pStyle w:val="ListParagraph"/>
+        <w:numPr>
+          <w:ilvl w:val="0"/>
+          <w:numId w:val="1"/>
+        </w:numPr>
+        <w:rPr>
+          <w:rFonts w:ascii="Arial" w:hAnsi="Arial" w:cs="Arial"/>
+        </w:rPr>
+      </w:pPr>
+      <w:r>
+        <w:rPr>
+          <w:rFonts w:ascii="Arial" w:hAnsi="Arial" w:cs="Arial"/>
+        </w:rPr>
+        <w:t>routing_algotithms/dijkstra/dijkstra_example.py</w:t>
+      </w:r>
+    </w:p>
+    <w:p>
+      <w:pPr>
+        <w:pStyle w:val="ListParagraph"/>
+        <w:numPr>
+          <w:ilvl w:val="1"/>
+          <w:numId w:val="1"/>
+        </w:numPr>
+        <w:rPr>
+          <w:rFonts w:ascii="Arial" w:hAnsi="Arial" w:cs="Arial"/>
+        </w:rPr>
+      </w:pPr>
+      <w:r>
+        <w:rPr>
+          <w:rFonts w:ascii="Arial" w:hAnsi="Arial" w:cs="Arial"/>
+        </w:rPr>
+        <w:t>Com compararem els temps d’execució si executant el dijkstra diferents vegades em dona nombres diferents?</w:t>
+      </w:r>
+    </w:p>
+    <w:p>
+      <w:pPr>
+        <w:pStyle w:val="ListParagraph"/>
+        <w:numPr>
+          <w:ilvl w:val="2"/>
+          <w:numId w:val="1"/>
+        </w:numPr>
+        <w:rPr>
+          <w:rFonts w:ascii="Arial" w:hAnsi="Arial" w:cs="Arial"/>
+        </w:rPr>
+      </w:pPr>
+      <w:r>
+        <w:rPr>
+          <w:rFonts w:ascii="Arial" w:hAnsi="Arial" w:cs="Arial"/>
+        </w:rPr>
+        <w:t>Faig diferentes runs i faig la mitjana?</w:t>
       </w:r>
     </w:p>
     <w:sectPr>

--- a/.meetings/26.06.30.docx
+++ b/.meetings/26.06.30.docx
@@ -318,6 +318,252 @@
           <w:rFonts w:ascii="Arial" w:hAnsi="Arial" w:cs="Arial"/>
         </w:rPr>
         <w:t>Faig diferentes runs i faig la mitjana?</w:t>
+      </w:r>
+    </w:p>
+    <w:p>
+      <w:pPr>
+        <w:pStyle w:val="ListParagraph"/>
+        <w:numPr>
+          <w:ilvl w:val="0"/>
+          <w:numId w:val="1"/>
+        </w:numPr>
+        <w:rPr>
+          <w:rFonts w:ascii="Arial" w:hAnsi="Arial" w:cs="Arial"/>
+        </w:rPr>
+      </w:pPr>
+      <w:r>
+        <w:rPr>
+          <w:rFonts w:ascii="Arial" w:hAnsi="Arial" w:cs="Arial"/>
+        </w:rPr>
+        <w:t>Readmes a tot arreu</w:t>
+      </w:r>
+    </w:p>
+    <w:p>
+      <w:pPr>
+        <w:pStyle w:val="ListParagraph"/>
+        <w:numPr>
+          <w:ilvl w:val="1"/>
+          <w:numId w:val="1"/>
+        </w:numPr>
+        <w:rPr>
+          <w:rFonts w:ascii="Arial" w:hAnsi="Arial" w:cs="Arial"/>
+        </w:rPr>
+      </w:pPr>
+      <w:r>
+        <w:rPr>
+          <w:rFonts w:ascii="Arial" w:hAnsi="Arial" w:cs="Arial"/>
+        </w:rPr>
+        <w:t>README.md</w:t>
+      </w:r>
+    </w:p>
+    <w:p>
+      <w:pPr>
+        <w:pStyle w:val="ListParagraph"/>
+        <w:numPr>
+          <w:ilvl w:val="1"/>
+          <w:numId w:val="1"/>
+        </w:numPr>
+        <w:rPr>
+          <w:rFonts w:ascii="Arial" w:hAnsi="Arial" w:cs="Arial"/>
+        </w:rPr>
+      </w:pPr>
+      <w:r>
+        <w:rPr>
+          <w:rFonts w:ascii="Arial" w:hAnsi="Arial" w:cs="Arial"/>
+        </w:rPr>
+        <w:t>scripts/README.md</w:t>
+      </w:r>
+    </w:p>
+    <w:p>
+      <w:pPr>
+        <w:pStyle w:val="ListParagraph"/>
+        <w:numPr>
+          <w:ilvl w:val="1"/>
+          <w:numId w:val="1"/>
+        </w:numPr>
+        <w:rPr>
+          <w:rFonts w:ascii="Arial" w:hAnsi="Arial" w:cs="Arial"/>
+        </w:rPr>
+      </w:pPr>
+      <w:r>
+        <w:rPr>
+          <w:rFonts w:ascii="Arial" w:hAnsi="Arial" w:cs="Arial"/>
+        </w:rPr>
+        <w:t>routing_algotithms/README.md</w:t>
+      </w:r>
+    </w:p>
+    <w:p>
+      <w:pPr>
+        <w:pStyle w:val="ListParagraph"/>
+        <w:numPr>
+          <w:ilvl w:val="1"/>
+          <w:numId w:val="1"/>
+        </w:numPr>
+        <w:rPr>
+          <w:rFonts w:ascii="Arial" w:hAnsi="Arial" w:cs="Arial"/>
+        </w:rPr>
+      </w:pPr>
+      <w:r>
+        <w:rPr>
+          <w:rFonts w:ascii="Arial" w:hAnsi="Arial" w:cs="Arial"/>
+        </w:rPr>
+        <w:t>hooks/README.md</w:t>
+      </w:r>
+    </w:p>
+    <w:p>
+      <w:pPr>
+        <w:pStyle w:val="ListParagraph"/>
+        <w:numPr>
+          <w:ilvl w:val="0"/>
+          <w:numId w:val="1"/>
+        </w:numPr>
+        <w:rPr>
+          <w:rFonts w:ascii="Arial" w:hAnsi="Arial" w:cs="Arial"/>
+        </w:rPr>
+      </w:pPr>
+      <w:r>
+        <w:rPr>
+          <w:rFonts w:ascii="Arial" w:hAnsi="Arial" w:cs="Arial"/>
+        </w:rPr>
+        <w:t>Dijkstra</w:t>
+      </w:r>
+    </w:p>
+    <w:p>
+      <w:pPr>
+        <w:pStyle w:val="ListParagraph"/>
+        <w:numPr>
+          <w:ilvl w:val="1"/>
+          <w:numId w:val="1"/>
+        </w:numPr>
+        <w:rPr>
+          <w:rFonts w:ascii="Arial" w:hAnsi="Arial" w:cs="Arial"/>
+        </w:rPr>
+      </w:pPr>
+      <w:r>
+        <w:rPr>
+          <w:rFonts w:ascii="Arial" w:hAnsi="Arial" w:cs="Arial"/>
+        </w:rPr>
+        <w:t>Versió nova i antiga</w:t>
+      </w:r>
+      <w:r>
+        <w:rPr>
+          <w:rFonts w:ascii="Arial" w:hAnsi="Arial" w:cs="Arial"/>
+        </w:rPr>
+        <w:t xml:space="preserve"> </w:t>
+      </w:r>
+    </w:p>
+    <w:p>
+      <w:pPr>
+        <w:pStyle w:val="ListParagraph"/>
+        <w:numPr>
+          <w:ilvl w:val="2"/>
+          <w:numId w:val="1"/>
+        </w:numPr>
+        <w:rPr>
+          <w:rFonts w:ascii="Arial" w:hAnsi="Arial" w:cs="Arial"/>
+        </w:rPr>
+      </w:pPr>
+      <w:r>
+        <w:rPr>
+          <w:rFonts w:ascii="Arial" w:hAnsi="Arial" w:cs="Arial"/>
+        </w:rPr>
+        <w:t>la nova ja segueix el pseudocodi del LL.A. i ja no fa el pas de més</w:t>
+      </w:r>
+    </w:p>
+    <w:p>
+      <w:pPr>
+        <w:pStyle w:val="ListParagraph"/>
+        <w:numPr>
+          <w:ilvl w:val="2"/>
+          <w:numId w:val="1"/>
+        </w:numPr>
+        <w:rPr>
+          <w:rFonts w:ascii="Arial" w:hAnsi="Arial" w:cs="Arial"/>
+        </w:rPr>
+      </w:pPr>
+      <w:r>
+        <w:rPr>
+          <w:rFonts w:ascii="Arial" w:hAnsi="Arial" w:cs="Arial"/>
+        </w:rPr>
+        <w:t xml:space="preserve">Al tenir les piles ordenades diferents, l’ordre d’extraure els vèrtexs canvia entre els que tenen la mateixa distància </w:t>
+      </w:r>
+    </w:p>
+    <w:p>
+      <w:pPr>
+        <w:pStyle w:val="ListParagraph"/>
+        <w:numPr>
+          <w:ilvl w:val="3"/>
+          <w:numId w:val="1"/>
+        </w:numPr>
+        <w:rPr>
+          <w:rFonts w:ascii="Arial" w:hAnsi="Arial" w:cs="Arial"/>
+        </w:rPr>
+      </w:pPr>
+      <w:r>
+        <w:rPr>
+          <w:rFonts w:ascii="Arial" w:hAnsi="Arial" w:cs="Arial"/>
+        </w:rPr>
+        <w:t>En particular canvia el num d’iteracions en trobar el target (per exemple a l’exemple 1)</w:t>
+      </w:r>
+    </w:p>
+    <w:p>
+      <w:pPr>
+        <w:pStyle w:val="ListParagraph"/>
+        <w:numPr>
+          <w:ilvl w:val="1"/>
+          <w:numId w:val="1"/>
+        </w:numPr>
+        <w:rPr>
+          <w:rFonts w:ascii="Arial" w:hAnsi="Arial" w:cs="Arial"/>
+        </w:rPr>
+      </w:pPr>
+      <w:r>
+        <w:rPr>
+          <w:rFonts w:ascii="Arial" w:hAnsi="Arial" w:cs="Arial"/>
+        </w:rPr>
+        <w:t>Totes les funcions referenciades amb les diapos</w:t>
+      </w:r>
+    </w:p>
+    <w:p>
+      <w:pPr>
+        <w:pStyle w:val="ListParagraph"/>
+        <w:numPr>
+          <w:ilvl w:val="1"/>
+          <w:numId w:val="1"/>
+        </w:numPr>
+        <w:rPr>
+          <w:rFonts w:ascii="Arial" w:hAnsi="Arial" w:cs="Arial"/>
+        </w:rPr>
+      </w:pPr>
+      <w:r>
+        <w:rPr>
+          <w:rFonts w:ascii="Arial" w:hAnsi="Arial" w:cs="Arial"/>
+        </w:rPr>
+        <w:t>routing_algotithms/dijkstra/dijkstra.py</w:t>
+      </w:r>
+      <w:r>
+        <w:rPr>
+          <w:rFonts w:ascii="Arial" w:hAnsi="Arial" w:cs="Arial"/>
+        </w:rPr>
+        <w:t xml:space="preserve"> resultat obtingut</w:t>
+      </w:r>
+    </w:p>
+    <w:p>
+      <w:pPr>
+        <w:pStyle w:val="ListParagraph"/>
+        <w:numPr>
+          <w:ilvl w:val="2"/>
+          <w:numId w:val="1"/>
+        </w:numPr>
+        <w:rPr>
+          <w:rFonts w:ascii="Arial" w:hAnsi="Arial" w:cs="Arial"/>
+        </w:rPr>
+      </w:pPr>
+      <w:r>
+        <w:rPr>
+          <w:rFonts w:ascii="Arial" w:hAnsi="Arial" w:cs="Arial"/>
+        </w:rPr>
+        <w:t>dona una ruta no recomanada per google maps pero es triga menys del que diu google maps</w:t>
       </w:r>
     </w:p>
     <w:sectPr>
@@ -372,7 +618,7 @@
         <w:rFonts w:ascii="Wingdings" w:hAnsi="Wingdings" w:hint="default"/>
       </w:rPr>
     </w:lvl>
-    <w:lvl w:ilvl="3" w:tplc="08090001" w:tentative="1">
+    <w:lvl w:ilvl="3" w:tplc="08090001">
       <w:start w:val="1"/>
       <w:numFmt w:val="bullet"/>
       <w:lvlText w:val=""/>

--- a/.meetings/26.06.30.docx
+++ b/.meetings/26.06.30.docx
@@ -318,6 +318,24 @@
           <w:rFonts w:ascii="Arial" w:hAnsi="Arial" w:cs="Arial"/>
         </w:rPr>
         <w:t>Faig diferentes runs i faig la mitjana?</w:t>
+      </w:r>
+      <w:r>
+        <w:rPr>
+          <w:rFonts w:ascii="Arial" w:hAnsi="Arial" w:cs="Arial"/>
+        </w:rPr>
+        <w:t xml:space="preserve"> </w:t>
+      </w:r>
+      <w:r>
+        <w:rPr>
+          <w:rFonts w:ascii="Arial" w:hAnsi="Arial" w:cs="Arial"/>
+        </w:rPr>
+        <w:sym w:font="Wingdings" w:char="F0DF"/>
+      </w:r>
+      <w:r>
+        <w:rPr>
+          <w:rFonts w:ascii="Arial" w:hAnsi="Arial" w:cs="Arial"/>
+        </w:rPr>
+        <w:t xml:space="preserve"> MILLOR NO UTILITZAR-LO COM A MÈTRICA DE COMPARACIÓ</w:t>
       </w:r>
     </w:p>
     <w:p>
